--- a/test/generator/baseline/gen.epub.to.docx.docx
+++ b/test/generator/baseline/gen.epub.to.docx.docx
@@ -39,7 +39,7 @@
         <w:t xml:space="preserve">Convert”. </w:t>
       </w:r>
       <w:r>
-        <w:t xml:space="preserve"> Set the output format in the top right corner of the conversion dialog to EPUB or AZW3 and click </w:t>
+        <w:t xml:space="preserve">Set the output format in the top right corner of the conversion dialog to EPUB or AZW3 and click </w:t>
       </w:r>
       <w:r>
         <w:rPr>
@@ -113,7 +113,7 @@
         <w:t xml:space="preserve">struck out </w:t>
       </w:r>
       <w:r>
-        <w:t xml:space="preserve"> text. Then, we have a super</w:t>
+        <w:t xml:space="preserve">text. Then, we have a super</w:t>
       </w:r>
       <w:r>
         <w:rPr>
@@ -214,7 +214,7 @@
         <w:t xml:space="preserve">some text in the Ubuntu Mono typeface, notice how every letter has the same width, even i and m</w:t>
       </w:r>
       <w:r>
-        <w:t xml:space="preserve">. Every embedded font will automatically be embedded in the output ebook during conversion. </w:t>
+        <w:t xml:space="preserve">. Every embedded font will automatically be embedded in the output ebook during conversion.</w:t>
       </w:r>
     </w:p>
     <w:p>
@@ -2522,6 +2522,12 @@
           <w:rPr>
             <w:rStyle w:val="Hyperlink"/>
           </w:rPr>
+          <w:t xml:space="preserve"> </w:t>
+        </w:r>
+        <w:r>
+          <w:rPr>
+            <w:rStyle w:val="Hyperlink"/>
+          </w:rPr>
           <w:t xml:space="preserve">1</w:t>
         </w:r>
       </w:hyperlink>
@@ -2538,6 +2544,12 @@
           <w:rPr>
             <w:rStyle w:val="Hyperlink"/>
           </w:rPr>
+          <w:t xml:space="preserve"> </w:t>
+        </w:r>
+        <w:r>
+          <w:rPr>
+            <w:rStyle w:val="Hyperlink"/>
+          </w:rPr>
           <w:t xml:space="preserve">1</w:t>
         </w:r>
       </w:hyperlink>
@@ -2554,6 +2566,12 @@
           <w:rPr>
             <w:rStyle w:val="Hyperlink"/>
           </w:rPr>
+          <w:t xml:space="preserve"> </w:t>
+        </w:r>
+        <w:r>
+          <w:rPr>
+            <w:rStyle w:val="Hyperlink"/>
+          </w:rPr>
           <w:t xml:space="preserve">2</w:t>
         </w:r>
       </w:hyperlink>
@@ -2570,6 +2588,12 @@
           <w:rPr>
             <w:rStyle w:val="Hyperlink"/>
           </w:rPr>
+          <w:t xml:space="preserve"> </w:t>
+        </w:r>
+        <w:r>
+          <w:rPr>
+            <w:rStyle w:val="Hyperlink"/>
+          </w:rPr>
           <w:t xml:space="preserve">2</w:t>
         </w:r>
       </w:hyperlink>
@@ -2586,6 +2610,12 @@
           <w:rPr>
             <w:rStyle w:val="Hyperlink"/>
           </w:rPr>
+          <w:t xml:space="preserve"> </w:t>
+        </w:r>
+        <w:r>
+          <w:rPr>
+            <w:rStyle w:val="Hyperlink"/>
+          </w:rPr>
           <w:t xml:space="preserve">2</w:t>
         </w:r>
       </w:hyperlink>
@@ -2602,6 +2632,12 @@
           <w:rPr>
             <w:rStyle w:val="Hyperlink"/>
           </w:rPr>
+          <w:t xml:space="preserve"> </w:t>
+        </w:r>
+        <w:r>
+          <w:rPr>
+            <w:rStyle w:val="Hyperlink"/>
+          </w:rPr>
           <w:t xml:space="preserve">2</w:t>
         </w:r>
       </w:hyperlink>
@@ -2618,6 +2654,12 @@
           <w:rPr>
             <w:rStyle w:val="Hyperlink"/>
           </w:rPr>
+          <w:t xml:space="preserve"> </w:t>
+        </w:r>
+        <w:r>
+          <w:rPr>
+            <w:rStyle w:val="Hyperlink"/>
+          </w:rPr>
           <w:t xml:space="preserve">4</w:t>
         </w:r>
       </w:hyperlink>
@@ -2634,6 +2676,12 @@
           <w:rPr>
             <w:rStyle w:val="Hyperlink"/>
           </w:rPr>
+          <w:t xml:space="preserve"> </w:t>
+        </w:r>
+        <w:r>
+          <w:rPr>
+            <w:rStyle w:val="Hyperlink"/>
+          </w:rPr>
           <w:t xml:space="preserve">5</w:t>
         </w:r>
       </w:hyperlink>
@@ -2650,6 +2698,12 @@
           <w:rPr>
             <w:rStyle w:val="Hyperlink"/>
           </w:rPr>
+          <w:t xml:space="preserve"> </w:t>
+        </w:r>
+        <w:r>
+          <w:rPr>
+            <w:rStyle w:val="Hyperlink"/>
+          </w:rPr>
           <w:t xml:space="preserve">5</w:t>
         </w:r>
       </w:hyperlink>
@@ -2666,6 +2720,12 @@
           <w:rPr>
             <w:rStyle w:val="Hyperlink"/>
           </w:rPr>
+          <w:t xml:space="preserve"> </w:t>
+        </w:r>
+        <w:r>
+          <w:rPr>
+            <w:rStyle w:val="Hyperlink"/>
+          </w:rPr>
           <w:t xml:space="preserve">5</w:t>
         </w:r>
       </w:hyperlink>
@@ -2682,6 +2742,12 @@
           <w:rPr>
             <w:rStyle w:val="Hyperlink"/>
           </w:rPr>
+          <w:t xml:space="preserve"> </w:t>
+        </w:r>
+        <w:r>
+          <w:rPr>
+            <w:rStyle w:val="Hyperlink"/>
+          </w:rPr>
           <w:t xml:space="preserve">5</w:t>
         </w:r>
       </w:hyperlink>
@@ -2698,6 +2764,12 @@
           <w:rPr>
             <w:rStyle w:val="Hyperlink"/>
           </w:rPr>
+          <w:t xml:space="preserve"> </w:t>
+        </w:r>
+        <w:r>
+          <w:rPr>
+            <w:rStyle w:val="Hyperlink"/>
+          </w:rPr>
           <w:t xml:space="preserve">6</w:t>
         </w:r>
       </w:hyperlink>
@@ -2714,6 +2786,12 @@
           <w:rPr>
             <w:rStyle w:val="Hyperlink"/>
           </w:rPr>
+          <w:t xml:space="preserve"> </w:t>
+        </w:r>
+        <w:r>
+          <w:rPr>
+            <w:rStyle w:val="Hyperlink"/>
+          </w:rPr>
           <w:t xml:space="preserve">7</w:t>
         </w:r>
       </w:hyperlink>
@@ -2730,6 +2808,12 @@
           <w:rPr>
             <w:rStyle w:val="Hyperlink"/>
           </w:rPr>
+          <w:t xml:space="preserve"> </w:t>
+        </w:r>
+        <w:r>
+          <w:rPr>
+            <w:rStyle w:val="Hyperlink"/>
+          </w:rPr>
           <w:t xml:space="preserve">8</w:t>
         </w:r>
       </w:hyperlink>
@@ -2746,6 +2830,12 @@
           <w:rPr>
             <w:rStyle w:val="Hyperlink"/>
           </w:rPr>
+          <w:t xml:space="preserve"> </w:t>
+        </w:r>
+        <w:r>
+          <w:rPr>
+            <w:rStyle w:val="Hyperlink"/>
+          </w:rPr>
           <w:t xml:space="preserve">8</w:t>
         </w:r>
       </w:hyperlink>
@@ -2762,6 +2852,12 @@
           <w:rPr>
             <w:rStyle w:val="Hyperlink"/>
           </w:rPr>
+          <w:t xml:space="preserve"> </w:t>
+        </w:r>
+        <w:r>
+          <w:rPr>
+            <w:rStyle w:val="Hyperlink"/>
+          </w:rPr>
           <w:t xml:space="preserve">8</w:t>
         </w:r>
       </w:hyperlink>
@@ -2773,6 +2869,12 @@
             <w:rStyle w:val="Hyperlink"/>
           </w:rPr>
           <w:t xml:space="preserve">Continued Lists</w:t>
+        </w:r>
+        <w:r>
+          <w:rPr>
+            <w:rStyle w:val="Hyperlink"/>
+          </w:rPr>
+          <w:t xml:space="preserve"> </w:t>
         </w:r>
         <w:r>
           <w:rPr>

--- a/test/generator/baseline/gen.epub.to.docx.docx
+++ b/test/generator/baseline/gen.epub.to.docx.docx
@@ -61,20 +61,24 @@
         <w:pStyle w:val="Heading1"/>
       </w:pPr>
       <w:bookmarkStart w:id="1" w:name="id_Toc2054249818"/>
+      <w:bookmarkStart w:id="2" w:name="text_formatting"/>
       <w:r>
         <w:t xml:space="preserve">Text Formatting</w:t>
       </w:r>
       <w:bookmarkEnd w:id="1"/>
+      <w:bookmarkEnd w:id="2"/>
     </w:p>
     <w:p>
       <w:pPr>
         <w:pStyle w:val="Heading3"/>
       </w:pPr>
-      <w:bookmarkStart w:id="2" w:name="id_Toc2137712100"/>
+      <w:bookmarkStart w:id="3" w:name="id_Toc2137712100"/>
+      <w:bookmarkStart w:id="4" w:name="inline_formatting"/>
       <w:r>
         <w:t xml:space="preserve">Inline formatting</w:t>
       </w:r>
-      <w:bookmarkEnd w:id="2"/>
+      <w:bookmarkEnd w:id="3"/>
+      <w:bookmarkEnd w:id="4"/>
     </w:p>
     <w:p>
       <w:r>
@@ -200,11 +204,13 @@
       <w:pPr>
         <w:pStyle w:val="Heading2"/>
       </w:pPr>
-      <w:bookmarkStart w:id="3" w:name="id_Toc1074133965"/>
+      <w:bookmarkStart w:id="5" w:name="id_Toc1074133965"/>
+      <w:bookmarkStart w:id="6" w:name="fun_with_fonts"/>
       <w:r>
         <w:t xml:space="preserve">Fun with fonts</w:t>
       </w:r>
-      <w:bookmarkEnd w:id="3"/>
+      <w:bookmarkEnd w:id="5"/>
+      <w:bookmarkEnd w:id="6"/>
     </w:p>
     <w:p>
       <w:r>
@@ -221,11 +227,13 @@
       <w:pPr>
         <w:pStyle w:val="Heading2"/>
       </w:pPr>
-      <w:bookmarkStart w:id="4" w:name="id_Toc2022725662"/>
+      <w:bookmarkStart w:id="7" w:name="id_Toc2022725662"/>
+      <w:bookmarkStart w:id="8" w:name="paragraph_level_formatting"/>
       <w:r>
         <w:t xml:space="preserve">Paragraph level formatting</w:t>
       </w:r>
-      <w:bookmarkEnd w:id="4"/>
+      <w:bookmarkEnd w:id="7"/>
+      <w:bookmarkEnd w:id="8"/>
     </w:p>
     <w:p>
       <w:r>
@@ -241,11 +249,13 @@
       <w:pPr>
         <w:pStyle w:val="Heading1"/>
       </w:pPr>
-      <w:bookmarkStart w:id="5" w:name="id_Toc28114276"/>
+      <w:bookmarkStart w:id="9" w:name="id_Toc28114276"/>
+      <w:bookmarkStart w:id="10" w:name="tables"/>
       <w:r>
         <w:t xml:space="preserve">Tables</w:t>
       </w:r>
-      <w:bookmarkEnd w:id="5"/>
+      <w:bookmarkEnd w:id="9"/>
+      <w:bookmarkEnd w:id="10"/>
     </w:p>
     <w:tbl>
       <w:tblPr>
@@ -2388,11 +2398,13 @@
       <w:pPr>
         <w:pStyle w:val="Heading1"/>
       </w:pPr>
-      <w:bookmarkStart w:id="6" w:name="id_Toc54889875"/>
+      <w:bookmarkStart w:id="11" w:name="id_Toc54889875"/>
+      <w:bookmarkStart w:id="12" w:name="structural_elements"/>
       <w:r>
         <w:t xml:space="preserve">Structural Elements</w:t>
       </w:r>
-      <w:bookmarkEnd w:id="6"/>
+      <w:bookmarkEnd w:id="11"/>
+      <w:bookmarkEnd w:id="12"/>
     </w:p>
     <w:p>
       <w:r>
@@ -2403,11 +2415,13 @@
       <w:pPr>
         <w:pStyle w:val="Heading2"/>
       </w:pPr>
-      <w:bookmarkStart w:id="7" w:name="id_Toc201580556"/>
+      <w:bookmarkStart w:id="13" w:name="id_Toc201580556"/>
+      <w:bookmarkStart w:id="14" w:name="footnotes_endnotes"/>
       <w:r>
         <w:t xml:space="preserve">Footnotes &amp; Endnotes</w:t>
       </w:r>
-      <w:bookmarkEnd w:id="7"/>
+      <w:bookmarkEnd w:id="13"/>
+      <w:bookmarkEnd w:id="14"/>
     </w:p>
     <w:p>
       <w:r>
@@ -2442,11 +2456,13 @@
       <w:pPr>
         <w:pStyle w:val="Heading2"/>
       </w:pPr>
-      <w:bookmarkStart w:id="8" w:name="id_Toc1977424358"/>
+      <w:bookmarkStart w:id="15" w:name="id_Toc1977424358"/>
+      <w:bookmarkStart w:id="16" w:name="dropcaps"/>
       <w:r>
         <w:t xml:space="preserve">Dropcaps</w:t>
       </w:r>
-      <w:bookmarkEnd w:id="8"/>
+      <w:bookmarkEnd w:id="15"/>
+      <w:bookmarkEnd w:id="16"/>
     </w:p>
     <w:p>
       <w:r>
@@ -2462,11 +2478,13 @@
       <w:pPr>
         <w:pStyle w:val="Heading2"/>
       </w:pPr>
-      <w:bookmarkStart w:id="9" w:name="id_Toc1233048813"/>
+      <w:bookmarkStart w:id="17" w:name="id_Toc1233048813"/>
+      <w:bookmarkStart w:id="18" w:name="links"/>
       <w:r>
         <w:t xml:space="preserve">Links</w:t>
       </w:r>
-      <w:bookmarkEnd w:id="9"/>
+      <w:bookmarkEnd w:id="17"/>
+      <w:bookmarkEnd w:id="18"/>
     </w:p>
     <w:p>
       <w:r>
@@ -2499,11 +2517,13 @@
       <w:pPr>
         <w:pStyle w:val="Heading2"/>
       </w:pPr>
-      <w:bookmarkStart w:id="10" w:name="id_Toc64145348"/>
+      <w:bookmarkStart w:id="19" w:name="id_Toc64145348"/>
+      <w:bookmarkStart w:id="20" w:name="table_of_contents"/>
       <w:r>
         <w:t xml:space="preserve">Table of Contents</w:t>
       </w:r>
-      <w:bookmarkEnd w:id="10"/>
+      <w:bookmarkEnd w:id="19"/>
+      <w:bookmarkEnd w:id="20"/>
     </w:p>
     <w:p>
       <w:r>
@@ -2888,11 +2908,13 @@
       <w:pPr>
         <w:pStyle w:val="Heading1"/>
       </w:pPr>
-      <w:bookmarkStart w:id="11" w:name="id_Toc484565143"/>
+      <w:bookmarkStart w:id="21" w:name="id_Toc484565143"/>
+      <w:bookmarkStart w:id="22" w:name="images"/>
       <w:r>
         <w:t xml:space="preserve">Images</w:t>
       </w:r>
-      <w:bookmarkEnd w:id="11"/>
+      <w:bookmarkEnd w:id="21"/>
+      <w:bookmarkEnd w:id="22"/>
     </w:p>
     <w:p>
       <w:r>
@@ -2950,11 +2972,13 @@
       <w:pPr>
         <w:pStyle w:val="Heading1"/>
       </w:pPr>
-      <w:bookmarkStart w:id="12" w:name="id_Toc1359965655"/>
+      <w:bookmarkStart w:id="23" w:name="id_Toc1359965655"/>
+      <w:bookmarkStart w:id="24" w:name="lists"/>
       <w:r>
         <w:t xml:space="preserve">Lists</w:t>
       </w:r>
-      <w:bookmarkEnd w:id="12"/>
+      <w:bookmarkEnd w:id="23"/>
+      <w:bookmarkEnd w:id="24"/>
     </w:p>
     <w:p>
       <w:r>
@@ -2965,11 +2989,13 @@
       <w:pPr>
         <w:pStyle w:val="Heading2"/>
       </w:pPr>
-      <w:bookmarkStart w:id="13" w:name="id_Toc1958162433"/>
+      <w:bookmarkStart w:id="25" w:name="id_Toc1958162433"/>
+      <w:bookmarkStart w:id="26" w:name="bulleted_list"/>
       <w:r>
         <w:t xml:space="preserve">Bulleted List</w:t>
       </w:r>
-      <w:bookmarkEnd w:id="13"/>
+      <w:bookmarkEnd w:id="25"/>
+      <w:bookmarkEnd w:id="26"/>
     </w:p>
     <w:p>
       <w:pPr>
@@ -2999,11 +3025,13 @@
       <w:pPr>
         <w:pStyle w:val="Heading2"/>
       </w:pPr>
-      <w:bookmarkStart w:id="14" w:name="id_Toc415190676"/>
+      <w:bookmarkStart w:id="27" w:name="id_Toc415190676"/>
+      <w:bookmarkStart w:id="28" w:name="numbered_list"/>
       <w:r>
         <w:t xml:space="preserve">Numbered List</w:t>
       </w:r>
-      <w:bookmarkEnd w:id="14"/>
+      <w:bookmarkEnd w:id="27"/>
+      <w:bookmarkEnd w:id="28"/>
     </w:p>
     <w:p>
       <w:pPr>
@@ -3033,11 +3061,13 @@
       <w:pPr>
         <w:pStyle w:val="Heading2"/>
       </w:pPr>
-      <w:bookmarkStart w:id="15" w:name="id_Toc1093260318"/>
+      <w:bookmarkStart w:id="29" w:name="id_Toc1093260318"/>
+      <w:bookmarkStart w:id="30" w:name="multi_level_lists"/>
       <w:r>
         <w:t xml:space="preserve">Multi-level Lists</w:t>
       </w:r>
-      <w:bookmarkEnd w:id="15"/>
+      <w:bookmarkEnd w:id="29"/>
+      <w:bookmarkEnd w:id="30"/>
     </w:p>
     <w:p>
       <w:pPr>
@@ -3152,11 +3182,13 @@
       <w:pPr>
         <w:pStyle w:val="Heading2"/>
       </w:pPr>
-      <w:bookmarkStart w:id="16" w:name="id_Toc1471533984"/>
+      <w:bookmarkStart w:id="31" w:name="id_Toc1471533984"/>
+      <w:bookmarkStart w:id="32" w:name="continued_lists"/>
       <w:r>
         <w:t xml:space="preserve">Continued Lists</w:t>
       </w:r>
-      <w:bookmarkEnd w:id="16"/>
+      <w:bookmarkEnd w:id="31"/>
+      <w:bookmarkEnd w:id="32"/>
     </w:p>
     <w:p>
       <w:pPr>
@@ -3215,11 +3247,13 @@
       <w:pPr>
         <w:pStyle w:val="Heading1"/>
       </w:pPr>
-      <w:bookmarkStart w:id="17" w:name="calibre_pb_5"/>
+      <w:bookmarkStart w:id="33" w:name="calibre_pb_5"/>
+      <w:bookmarkStart w:id="34" w:name="notes"/>
       <w:r>
         <w:t xml:space="preserve">Notes</w:t>
       </w:r>
-      <w:bookmarkEnd w:id="17"/>
+      <w:bookmarkEnd w:id="33"/>
+      <w:bookmarkEnd w:id="34"/>
     </w:p>
     <w:p>
       <w:pPr>

--- a/test/generator/baseline/gen.epub.to.docx.docx
+++ b/test/generator/baseline/gen.epub.to.docx.docx
@@ -3487,797 +3487,50 @@
       </w:pPr>
     </w:lvl>
   </w:abstractNum>
-  <w:abstractNum w:abstractNumId="2">
-    <w:multiLevelType w:val="multilevel"/>
-    <w:lvl w:ilvl="0">
-      <w:start w:val="1"/>
-      <w:numFmt w:val="decimal"/>
-      <w:lvlText w:val="%1."/>
-      <w:lvlJc w:val="left"/>
-      <w:pPr>
-        <w:ind w:left="720" w:hanging="360"/>
-      </w:pPr>
-    </w:lvl>
-    <w:lvl w:ilvl="1">
-      <w:start w:val="1"/>
-      <w:numFmt w:val="decimal"/>
-      <w:lvlText w:val="%2."/>
-      <w:lvlJc w:val="left"/>
-      <w:pPr>
-        <w:ind w:left="1440" w:hanging="360"/>
-      </w:pPr>
-    </w:lvl>
-    <w:lvl w:ilvl="2">
-      <w:start w:val="1"/>
-      <w:numFmt w:val="decimal"/>
-      <w:lvlText w:val="%3."/>
-      <w:lvlJc w:val="left"/>
-      <w:pPr>
-        <w:ind w:left="2160" w:hanging="360"/>
-      </w:pPr>
-    </w:lvl>
-    <w:lvl w:ilvl="3">
-      <w:start w:val="1"/>
-      <w:numFmt w:val="decimal"/>
-      <w:lvlText w:val="%4."/>
-      <w:lvlJc w:val="left"/>
-      <w:pPr>
-        <w:ind w:left="2880" w:hanging="360"/>
-      </w:pPr>
-    </w:lvl>
-    <w:lvl w:ilvl="4">
-      <w:start w:val="1"/>
-      <w:numFmt w:val="decimal"/>
-      <w:lvlText w:val="%5."/>
-      <w:lvlJc w:val="left"/>
-      <w:pPr>
-        <w:ind w:left="3600" w:hanging="360"/>
-      </w:pPr>
-    </w:lvl>
-    <w:lvl w:ilvl="5">
-      <w:start w:val="1"/>
-      <w:numFmt w:val="decimal"/>
-      <w:lvlText w:val="%6."/>
-      <w:lvlJc w:val="left"/>
-      <w:pPr>
-        <w:ind w:left="4320" w:hanging="360"/>
-      </w:pPr>
-    </w:lvl>
-    <w:lvl w:ilvl="6">
-      <w:start w:val="1"/>
-      <w:numFmt w:val="decimal"/>
-      <w:lvlText w:val="%7."/>
-      <w:lvlJc w:val="left"/>
-      <w:pPr>
-        <w:ind w:left="5040" w:hanging="360"/>
-      </w:pPr>
-    </w:lvl>
-    <w:lvl w:ilvl="7">
-      <w:start w:val="1"/>
-      <w:numFmt w:val="decimal"/>
-      <w:lvlText w:val="%8."/>
-      <w:lvlJc w:val="left"/>
-      <w:pPr>
-        <w:ind w:left="5760" w:hanging="360"/>
-      </w:pPr>
-    </w:lvl>
-    <w:lvl w:ilvl="8">
-      <w:start w:val="1"/>
-      <w:numFmt w:val="decimal"/>
-      <w:lvlText w:val="%9."/>
-      <w:lvlJc w:val="left"/>
-      <w:pPr>
-        <w:ind w:left="6480" w:hanging="360"/>
-      </w:pPr>
-    </w:lvl>
-  </w:abstractNum>
-  <w:abstractNum w:abstractNumId="3">
-    <w:multiLevelType w:val="multilevel"/>
-    <w:lvl w:ilvl="0">
-      <w:start w:val="1"/>
-      <w:numFmt w:val="decimal"/>
-      <w:lvlText w:val="%1."/>
-      <w:lvlJc w:val="left"/>
-      <w:pPr>
-        <w:ind w:left="720" w:hanging="360"/>
-      </w:pPr>
-    </w:lvl>
-    <w:lvl w:ilvl="1">
-      <w:start w:val="1"/>
-      <w:numFmt w:val="decimal"/>
-      <w:lvlText w:val="%2."/>
-      <w:lvlJc w:val="left"/>
-      <w:pPr>
-        <w:ind w:left="1440" w:hanging="360"/>
-      </w:pPr>
-    </w:lvl>
-    <w:lvl w:ilvl="2">
-      <w:start w:val="1"/>
-      <w:numFmt w:val="decimal"/>
-      <w:lvlText w:val="%3."/>
-      <w:lvlJc w:val="left"/>
-      <w:pPr>
-        <w:ind w:left="2160" w:hanging="360"/>
-      </w:pPr>
-    </w:lvl>
-    <w:lvl w:ilvl="3">
-      <w:start w:val="1"/>
-      <w:numFmt w:val="decimal"/>
-      <w:lvlText w:val="%4."/>
-      <w:lvlJc w:val="left"/>
-      <w:pPr>
-        <w:ind w:left="2880" w:hanging="360"/>
-      </w:pPr>
-    </w:lvl>
-    <w:lvl w:ilvl="4">
-      <w:start w:val="1"/>
-      <w:numFmt w:val="decimal"/>
-      <w:lvlText w:val="%5."/>
-      <w:lvlJc w:val="left"/>
-      <w:pPr>
-        <w:ind w:left="3600" w:hanging="360"/>
-      </w:pPr>
-    </w:lvl>
-    <w:lvl w:ilvl="5">
-      <w:start w:val="1"/>
-      <w:numFmt w:val="decimal"/>
-      <w:lvlText w:val="%6."/>
-      <w:lvlJc w:val="left"/>
-      <w:pPr>
-        <w:ind w:left="4320" w:hanging="360"/>
-      </w:pPr>
-    </w:lvl>
-    <w:lvl w:ilvl="6">
-      <w:start w:val="1"/>
-      <w:numFmt w:val="decimal"/>
-      <w:lvlText w:val="%7."/>
-      <w:lvlJc w:val="left"/>
-      <w:pPr>
-        <w:ind w:left="5040" w:hanging="360"/>
-      </w:pPr>
-    </w:lvl>
-    <w:lvl w:ilvl="7">
-      <w:start w:val="1"/>
-      <w:numFmt w:val="decimal"/>
-      <w:lvlText w:val="%8."/>
-      <w:lvlJc w:val="left"/>
-      <w:pPr>
-        <w:ind w:left="5760" w:hanging="360"/>
-      </w:pPr>
-    </w:lvl>
-    <w:lvl w:ilvl="8">
-      <w:start w:val="1"/>
-      <w:numFmt w:val="decimal"/>
-      <w:lvlText w:val="%9."/>
-      <w:lvlJc w:val="left"/>
-      <w:pPr>
-        <w:ind w:left="6480" w:hanging="360"/>
-      </w:pPr>
-    </w:lvl>
-  </w:abstractNum>
-  <w:abstractNum w:abstractNumId="4">
-    <w:multiLevelType w:val="multilevel"/>
-    <w:lvl w:ilvl="0">
-      <w:start w:val="1"/>
-      <w:numFmt w:val="bullet"/>
-      <w:lvlText w:val="•"/>
-      <w:lvlJc w:val="left"/>
-      <w:pPr>
-        <w:ind w:left="720" w:hanging="360"/>
-      </w:pPr>
-    </w:lvl>
-    <w:lvl w:ilvl="1">
-      <w:start w:val="1"/>
-      <w:numFmt w:val="bullet"/>
-      <w:lvlText w:val="•"/>
-      <w:lvlJc w:val="left"/>
-      <w:pPr>
-        <w:ind w:left="1440" w:hanging="360"/>
-      </w:pPr>
-    </w:lvl>
-    <w:lvl w:ilvl="2">
-      <w:start w:val="1"/>
-      <w:numFmt w:val="bullet"/>
-      <w:lvlText w:val="•"/>
-      <w:lvlJc w:val="left"/>
-      <w:pPr>
-        <w:ind w:left="2160" w:hanging="360"/>
-      </w:pPr>
-    </w:lvl>
-    <w:lvl w:ilvl="3">
-      <w:start w:val="1"/>
-      <w:numFmt w:val="bullet"/>
-      <w:lvlText w:val="•"/>
-      <w:lvlJc w:val="left"/>
-      <w:pPr>
-        <w:ind w:left="2880" w:hanging="360"/>
-      </w:pPr>
-    </w:lvl>
-    <w:lvl w:ilvl="4">
-      <w:start w:val="1"/>
-      <w:numFmt w:val="bullet"/>
-      <w:lvlText w:val="•"/>
-      <w:lvlJc w:val="left"/>
-      <w:pPr>
-        <w:ind w:left="3600" w:hanging="360"/>
-      </w:pPr>
-    </w:lvl>
-    <w:lvl w:ilvl="5">
-      <w:start w:val="1"/>
-      <w:numFmt w:val="bullet"/>
-      <w:lvlText w:val="•"/>
-      <w:lvlJc w:val="left"/>
-      <w:pPr>
-        <w:ind w:left="4320" w:hanging="360"/>
-      </w:pPr>
-    </w:lvl>
-    <w:lvl w:ilvl="6">
-      <w:start w:val="1"/>
-      <w:numFmt w:val="bullet"/>
-      <w:lvlText w:val="•"/>
-      <w:lvlJc w:val="left"/>
-      <w:pPr>
-        <w:ind w:left="5040" w:hanging="360"/>
-      </w:pPr>
-    </w:lvl>
-    <w:lvl w:ilvl="7">
-      <w:start w:val="1"/>
-      <w:numFmt w:val="bullet"/>
-      <w:lvlText w:val="•"/>
-      <w:lvlJc w:val="left"/>
-      <w:pPr>
-        <w:ind w:left="5760" w:hanging="360"/>
-      </w:pPr>
-    </w:lvl>
-    <w:lvl w:ilvl="8">
-      <w:start w:val="1"/>
-      <w:numFmt w:val="bullet"/>
-      <w:lvlText w:val="•"/>
-      <w:lvlJc w:val="left"/>
-      <w:pPr>
-        <w:ind w:left="6480" w:hanging="360"/>
-      </w:pPr>
-    </w:lvl>
-  </w:abstractNum>
-  <w:abstractNum w:abstractNumId="5">
-    <w:multiLevelType w:val="multilevel"/>
-    <w:lvl w:ilvl="0">
-      <w:start w:val="1"/>
-      <w:numFmt w:val="bullet"/>
-      <w:lvlText w:val="•"/>
-      <w:lvlJc w:val="left"/>
-      <w:pPr>
-        <w:ind w:left="720" w:hanging="360"/>
-      </w:pPr>
-    </w:lvl>
-    <w:lvl w:ilvl="1">
-      <w:start w:val="1"/>
-      <w:numFmt w:val="bullet"/>
-      <w:lvlText w:val="•"/>
-      <w:lvlJc w:val="left"/>
-      <w:pPr>
-        <w:ind w:left="1440" w:hanging="360"/>
-      </w:pPr>
-    </w:lvl>
-    <w:lvl w:ilvl="2">
-      <w:start w:val="1"/>
-      <w:numFmt w:val="bullet"/>
-      <w:lvlText w:val="•"/>
-      <w:lvlJc w:val="left"/>
-      <w:pPr>
-        <w:ind w:left="2160" w:hanging="360"/>
-      </w:pPr>
-    </w:lvl>
-    <w:lvl w:ilvl="3">
-      <w:start w:val="1"/>
-      <w:numFmt w:val="bullet"/>
-      <w:lvlText w:val="•"/>
-      <w:lvlJc w:val="left"/>
-      <w:pPr>
-        <w:ind w:left="2880" w:hanging="360"/>
-      </w:pPr>
-    </w:lvl>
-    <w:lvl w:ilvl="4">
-      <w:start w:val="1"/>
-      <w:numFmt w:val="bullet"/>
-      <w:lvlText w:val="•"/>
-      <w:lvlJc w:val="left"/>
-      <w:pPr>
-        <w:ind w:left="3600" w:hanging="360"/>
-      </w:pPr>
-    </w:lvl>
-    <w:lvl w:ilvl="5">
-      <w:start w:val="1"/>
-      <w:numFmt w:val="bullet"/>
-      <w:lvlText w:val="•"/>
-      <w:lvlJc w:val="left"/>
-      <w:pPr>
-        <w:ind w:left="4320" w:hanging="360"/>
-      </w:pPr>
-    </w:lvl>
-    <w:lvl w:ilvl="6">
-      <w:start w:val="1"/>
-      <w:numFmt w:val="bullet"/>
-      <w:lvlText w:val="•"/>
-      <w:lvlJc w:val="left"/>
-      <w:pPr>
-        <w:ind w:left="5040" w:hanging="360"/>
-      </w:pPr>
-    </w:lvl>
-    <w:lvl w:ilvl="7">
-      <w:start w:val="1"/>
-      <w:numFmt w:val="bullet"/>
-      <w:lvlText w:val="•"/>
-      <w:lvlJc w:val="left"/>
-      <w:pPr>
-        <w:ind w:left="5760" w:hanging="360"/>
-      </w:pPr>
-    </w:lvl>
-    <w:lvl w:ilvl="8">
-      <w:start w:val="1"/>
-      <w:numFmt w:val="bullet"/>
-      <w:lvlText w:val="•"/>
-      <w:lvlJc w:val="left"/>
-      <w:pPr>
-        <w:ind w:left="6480" w:hanging="360"/>
-      </w:pPr>
-    </w:lvl>
-  </w:abstractNum>
-  <w:abstractNum w:abstractNumId="6">
-    <w:multiLevelType w:val="multilevel"/>
-    <w:lvl w:ilvl="0">
-      <w:start w:val="1"/>
-      <w:numFmt w:val="bullet"/>
-      <w:lvlText w:val="•"/>
-      <w:lvlJc w:val="left"/>
-      <w:pPr>
-        <w:ind w:left="720" w:hanging="360"/>
-      </w:pPr>
-    </w:lvl>
-    <w:lvl w:ilvl="1">
-      <w:start w:val="1"/>
-      <w:numFmt w:val="bullet"/>
-      <w:lvlText w:val="•"/>
-      <w:lvlJc w:val="left"/>
-      <w:pPr>
-        <w:ind w:left="1440" w:hanging="360"/>
-      </w:pPr>
-    </w:lvl>
-    <w:lvl w:ilvl="2">
-      <w:start w:val="1"/>
-      <w:numFmt w:val="bullet"/>
-      <w:lvlText w:val="•"/>
-      <w:lvlJc w:val="left"/>
-      <w:pPr>
-        <w:ind w:left="2160" w:hanging="360"/>
-      </w:pPr>
-    </w:lvl>
-    <w:lvl w:ilvl="3">
-      <w:start w:val="1"/>
-      <w:numFmt w:val="bullet"/>
-      <w:lvlText w:val="•"/>
-      <w:lvlJc w:val="left"/>
-      <w:pPr>
-        <w:ind w:left="2880" w:hanging="360"/>
-      </w:pPr>
-    </w:lvl>
-    <w:lvl w:ilvl="4">
-      <w:start w:val="1"/>
-      <w:numFmt w:val="bullet"/>
-      <w:lvlText w:val="•"/>
-      <w:lvlJc w:val="left"/>
-      <w:pPr>
-        <w:ind w:left="3600" w:hanging="360"/>
-      </w:pPr>
-    </w:lvl>
-    <w:lvl w:ilvl="5">
-      <w:start w:val="1"/>
-      <w:numFmt w:val="bullet"/>
-      <w:lvlText w:val="•"/>
-      <w:lvlJc w:val="left"/>
-      <w:pPr>
-        <w:ind w:left="4320" w:hanging="360"/>
-      </w:pPr>
-    </w:lvl>
-    <w:lvl w:ilvl="6">
-      <w:start w:val="1"/>
-      <w:numFmt w:val="bullet"/>
-      <w:lvlText w:val="•"/>
-      <w:lvlJc w:val="left"/>
-      <w:pPr>
-        <w:ind w:left="5040" w:hanging="360"/>
-      </w:pPr>
-    </w:lvl>
-    <w:lvl w:ilvl="7">
-      <w:start w:val="1"/>
-      <w:numFmt w:val="bullet"/>
-      <w:lvlText w:val="•"/>
-      <w:lvlJc w:val="left"/>
-      <w:pPr>
-        <w:ind w:left="5760" w:hanging="360"/>
-      </w:pPr>
-    </w:lvl>
-    <w:lvl w:ilvl="8">
-      <w:start w:val="1"/>
-      <w:numFmt w:val="bullet"/>
-      <w:lvlText w:val="•"/>
-      <w:lvlJc w:val="left"/>
-      <w:pPr>
-        <w:ind w:left="6480" w:hanging="360"/>
-      </w:pPr>
-    </w:lvl>
-  </w:abstractNum>
-  <w:abstractNum w:abstractNumId="7">
-    <w:multiLevelType w:val="multilevel"/>
-    <w:lvl w:ilvl="0">
-      <w:start w:val="1"/>
-      <w:numFmt w:val="bullet"/>
-      <w:lvlText w:val="•"/>
-      <w:lvlJc w:val="left"/>
-      <w:pPr>
-        <w:ind w:left="720" w:hanging="360"/>
-      </w:pPr>
-    </w:lvl>
-    <w:lvl w:ilvl="1">
-      <w:start w:val="1"/>
-      <w:numFmt w:val="bullet"/>
-      <w:lvlText w:val="•"/>
-      <w:lvlJc w:val="left"/>
-      <w:pPr>
-        <w:ind w:left="1440" w:hanging="360"/>
-      </w:pPr>
-    </w:lvl>
-    <w:lvl w:ilvl="2">
-      <w:start w:val="1"/>
-      <w:numFmt w:val="bullet"/>
-      <w:lvlText w:val="•"/>
-      <w:lvlJc w:val="left"/>
-      <w:pPr>
-        <w:ind w:left="2160" w:hanging="360"/>
-      </w:pPr>
-    </w:lvl>
-    <w:lvl w:ilvl="3">
-      <w:start w:val="1"/>
-      <w:numFmt w:val="bullet"/>
-      <w:lvlText w:val="•"/>
-      <w:lvlJc w:val="left"/>
-      <w:pPr>
-        <w:ind w:left="2880" w:hanging="360"/>
-      </w:pPr>
-    </w:lvl>
-    <w:lvl w:ilvl="4">
-      <w:start w:val="1"/>
-      <w:numFmt w:val="bullet"/>
-      <w:lvlText w:val="•"/>
-      <w:lvlJc w:val="left"/>
-      <w:pPr>
-        <w:ind w:left="3600" w:hanging="360"/>
-      </w:pPr>
-    </w:lvl>
-    <w:lvl w:ilvl="5">
-      <w:start w:val="1"/>
-      <w:numFmt w:val="bullet"/>
-      <w:lvlText w:val="•"/>
-      <w:lvlJc w:val="left"/>
-      <w:pPr>
-        <w:ind w:left="4320" w:hanging="360"/>
-      </w:pPr>
-    </w:lvl>
-    <w:lvl w:ilvl="6">
-      <w:start w:val="1"/>
-      <w:numFmt w:val="bullet"/>
-      <w:lvlText w:val="•"/>
-      <w:lvlJc w:val="left"/>
-      <w:pPr>
-        <w:ind w:left="5040" w:hanging="360"/>
-      </w:pPr>
-    </w:lvl>
-    <w:lvl w:ilvl="7">
-      <w:start w:val="1"/>
-      <w:numFmt w:val="bullet"/>
-      <w:lvlText w:val="•"/>
-      <w:lvlJc w:val="left"/>
-      <w:pPr>
-        <w:ind w:left="5760" w:hanging="360"/>
-      </w:pPr>
-    </w:lvl>
-    <w:lvl w:ilvl="8">
-      <w:start w:val="1"/>
-      <w:numFmt w:val="bullet"/>
-      <w:lvlText w:val="•"/>
-      <w:lvlJc w:val="left"/>
-      <w:pPr>
-        <w:ind w:left="6480" w:hanging="360"/>
-      </w:pPr>
-    </w:lvl>
-  </w:abstractNum>
-  <w:abstractNum w:abstractNumId="8">
-    <w:multiLevelType w:val="multilevel"/>
-    <w:lvl w:ilvl="0">
-      <w:start w:val="1"/>
-      <w:numFmt w:val="bullet"/>
-      <w:lvlText w:val="•"/>
-      <w:lvlJc w:val="left"/>
-      <w:pPr>
-        <w:ind w:left="720" w:hanging="360"/>
-      </w:pPr>
-    </w:lvl>
-    <w:lvl w:ilvl="1">
-      <w:start w:val="1"/>
-      <w:numFmt w:val="bullet"/>
-      <w:lvlText w:val="•"/>
-      <w:lvlJc w:val="left"/>
-      <w:pPr>
-        <w:ind w:left="1440" w:hanging="360"/>
-      </w:pPr>
-    </w:lvl>
-    <w:lvl w:ilvl="2">
-      <w:start w:val="1"/>
-      <w:numFmt w:val="bullet"/>
-      <w:lvlText w:val="•"/>
-      <w:lvlJc w:val="left"/>
-      <w:pPr>
-        <w:ind w:left="2160" w:hanging="360"/>
-      </w:pPr>
-    </w:lvl>
-    <w:lvl w:ilvl="3">
-      <w:start w:val="1"/>
-      <w:numFmt w:val="bullet"/>
-      <w:lvlText w:val="•"/>
-      <w:lvlJc w:val="left"/>
-      <w:pPr>
-        <w:ind w:left="2880" w:hanging="360"/>
-      </w:pPr>
-    </w:lvl>
-    <w:lvl w:ilvl="4">
-      <w:start w:val="1"/>
-      <w:numFmt w:val="bullet"/>
-      <w:lvlText w:val="•"/>
-      <w:lvlJc w:val="left"/>
-      <w:pPr>
-        <w:ind w:left="3600" w:hanging="360"/>
-      </w:pPr>
-    </w:lvl>
-    <w:lvl w:ilvl="5">
-      <w:start w:val="1"/>
-      <w:numFmt w:val="bullet"/>
-      <w:lvlText w:val="•"/>
-      <w:lvlJc w:val="left"/>
-      <w:pPr>
-        <w:ind w:left="4320" w:hanging="360"/>
-      </w:pPr>
-    </w:lvl>
-    <w:lvl w:ilvl="6">
-      <w:start w:val="1"/>
-      <w:numFmt w:val="bullet"/>
-      <w:lvlText w:val="•"/>
-      <w:lvlJc w:val="left"/>
-      <w:pPr>
-        <w:ind w:left="5040" w:hanging="360"/>
-      </w:pPr>
-    </w:lvl>
-    <w:lvl w:ilvl="7">
-      <w:start w:val="1"/>
-      <w:numFmt w:val="bullet"/>
-      <w:lvlText w:val="•"/>
-      <w:lvlJc w:val="left"/>
-      <w:pPr>
-        <w:ind w:left="5760" w:hanging="360"/>
-      </w:pPr>
-    </w:lvl>
-    <w:lvl w:ilvl="8">
-      <w:start w:val="1"/>
-      <w:numFmt w:val="bullet"/>
-      <w:lvlText w:val="•"/>
-      <w:lvlJc w:val="left"/>
-      <w:pPr>
-        <w:ind w:left="6480" w:hanging="360"/>
-      </w:pPr>
-    </w:lvl>
-  </w:abstractNum>
-  <w:abstractNum w:abstractNumId="9">
-    <w:multiLevelType w:val="multilevel"/>
-    <w:lvl w:ilvl="0">
-      <w:start w:val="1"/>
-      <w:numFmt w:val="decimal"/>
-      <w:lvlText w:val="%1."/>
-      <w:lvlJc w:val="left"/>
-      <w:pPr>
-        <w:ind w:left="720" w:hanging="360"/>
-      </w:pPr>
-    </w:lvl>
-    <w:lvl w:ilvl="1">
-      <w:start w:val="1"/>
-      <w:numFmt w:val="decimal"/>
-      <w:lvlText w:val="%2."/>
-      <w:lvlJc w:val="left"/>
-      <w:pPr>
-        <w:ind w:left="1440" w:hanging="360"/>
-      </w:pPr>
-    </w:lvl>
-    <w:lvl w:ilvl="2">
-      <w:start w:val="1"/>
-      <w:numFmt w:val="decimal"/>
-      <w:lvlText w:val="%3."/>
-      <w:lvlJc w:val="left"/>
-      <w:pPr>
-        <w:ind w:left="2160" w:hanging="360"/>
-      </w:pPr>
-    </w:lvl>
-    <w:lvl w:ilvl="3">
-      <w:start w:val="1"/>
-      <w:numFmt w:val="decimal"/>
-      <w:lvlText w:val="%4."/>
-      <w:lvlJc w:val="left"/>
-      <w:pPr>
-        <w:ind w:left="2880" w:hanging="360"/>
-      </w:pPr>
-    </w:lvl>
-    <w:lvl w:ilvl="4">
-      <w:start w:val="1"/>
-      <w:numFmt w:val="decimal"/>
-      <w:lvlText w:val="%5."/>
-      <w:lvlJc w:val="left"/>
-      <w:pPr>
-        <w:ind w:left="3600" w:hanging="360"/>
-      </w:pPr>
-    </w:lvl>
-    <w:lvl w:ilvl="5">
-      <w:start w:val="1"/>
-      <w:numFmt w:val="decimal"/>
-      <w:lvlText w:val="%6."/>
-      <w:lvlJc w:val="left"/>
-      <w:pPr>
-        <w:ind w:left="4320" w:hanging="360"/>
-      </w:pPr>
-    </w:lvl>
-    <w:lvl w:ilvl="6">
-      <w:start w:val="1"/>
-      <w:numFmt w:val="decimal"/>
-      <w:lvlText w:val="%7."/>
-      <w:lvlJc w:val="left"/>
-      <w:pPr>
-        <w:ind w:left="5040" w:hanging="360"/>
-      </w:pPr>
-    </w:lvl>
-    <w:lvl w:ilvl="7">
-      <w:start w:val="1"/>
-      <w:numFmt w:val="decimal"/>
-      <w:lvlText w:val="%8."/>
-      <w:lvlJc w:val="left"/>
-      <w:pPr>
-        <w:ind w:left="5760" w:hanging="360"/>
-      </w:pPr>
-    </w:lvl>
-    <w:lvl w:ilvl="8">
-      <w:start w:val="1"/>
-      <w:numFmt w:val="decimal"/>
-      <w:lvlText w:val="%9."/>
-      <w:lvlJc w:val="left"/>
-      <w:pPr>
-        <w:ind w:left="6480" w:hanging="360"/>
-      </w:pPr>
-    </w:lvl>
-  </w:abstractNum>
-  <w:abstractNum w:abstractNumId="10">
-    <w:multiLevelType w:val="multilevel"/>
-    <w:lvl w:ilvl="0">
-      <w:start w:val="1"/>
-      <w:numFmt w:val="decimal"/>
-      <w:lvlText w:val="%1."/>
-      <w:lvlJc w:val="left"/>
-      <w:pPr>
-        <w:ind w:left="720" w:hanging="360"/>
-      </w:pPr>
-    </w:lvl>
-    <w:lvl w:ilvl="1">
-      <w:start w:val="1"/>
-      <w:numFmt w:val="decimal"/>
-      <w:lvlText w:val="%2."/>
-      <w:lvlJc w:val="left"/>
-      <w:pPr>
-        <w:ind w:left="1440" w:hanging="360"/>
-      </w:pPr>
-    </w:lvl>
-    <w:lvl w:ilvl="2">
-      <w:start w:val="1"/>
-      <w:numFmt w:val="decimal"/>
-      <w:lvlText w:val="%3."/>
-      <w:lvlJc w:val="left"/>
-      <w:pPr>
-        <w:ind w:left="2160" w:hanging="360"/>
-      </w:pPr>
-    </w:lvl>
-    <w:lvl w:ilvl="3">
-      <w:start w:val="1"/>
-      <w:numFmt w:val="decimal"/>
-      <w:lvlText w:val="%4."/>
-      <w:lvlJc w:val="left"/>
-      <w:pPr>
-        <w:ind w:left="2880" w:hanging="360"/>
-      </w:pPr>
-    </w:lvl>
-    <w:lvl w:ilvl="4">
-      <w:start w:val="1"/>
-      <w:numFmt w:val="decimal"/>
-      <w:lvlText w:val="%5."/>
-      <w:lvlJc w:val="left"/>
-      <w:pPr>
-        <w:ind w:left="3600" w:hanging="360"/>
-      </w:pPr>
-    </w:lvl>
-    <w:lvl w:ilvl="5">
-      <w:start w:val="1"/>
-      <w:numFmt w:val="decimal"/>
-      <w:lvlText w:val="%6."/>
-      <w:lvlJc w:val="left"/>
-      <w:pPr>
-        <w:ind w:left="4320" w:hanging="360"/>
-      </w:pPr>
-    </w:lvl>
-    <w:lvl w:ilvl="6">
-      <w:start w:val="1"/>
-      <w:numFmt w:val="decimal"/>
-      <w:lvlText w:val="%7."/>
-      <w:lvlJc w:val="left"/>
-      <w:pPr>
-        <w:ind w:left="5040" w:hanging="360"/>
-      </w:pPr>
-    </w:lvl>
-    <w:lvl w:ilvl="7">
-      <w:start w:val="1"/>
-      <w:numFmt w:val="decimal"/>
-      <w:lvlText w:val="%8."/>
-      <w:lvlJc w:val="left"/>
-      <w:pPr>
-        <w:ind w:left="5760" w:hanging="360"/>
-      </w:pPr>
-    </w:lvl>
-    <w:lvl w:ilvl="8">
-      <w:start w:val="1"/>
-      <w:numFmt w:val="decimal"/>
-      <w:lvlText w:val="%9."/>
-      <w:lvlJc w:val="left"/>
-      <w:pPr>
-        <w:ind w:left="6480" w:hanging="360"/>
-      </w:pPr>
-    </w:lvl>
-  </w:abstractNum>
   <w:num w:numId="1">
     <w:abstractNumId w:val="0"/>
   </w:num>
   <w:num w:numId="2">
     <w:abstractNumId w:val="1"/>
+    <w:lvlOverride w:ilvl="0">
+      <w:startOverride w:val="1"/>
+    </w:lvlOverride>
   </w:num>
   <w:num w:numId="3">
-    <w:abstractNumId w:val="2"/>
+    <w:abstractNumId w:val="1"/>
+    <w:lvlOverride w:ilvl="0">
+      <w:startOverride w:val="1"/>
+    </w:lvlOverride>
   </w:num>
   <w:num w:numId="4">
-    <w:abstractNumId w:val="3"/>
+    <w:abstractNumId w:val="1"/>
     <w:lvlOverride w:ilvl="0">
       <w:startOverride w:val="2"/>
     </w:lvlOverride>
   </w:num>
   <w:num w:numId="5">
-    <w:abstractNumId w:val="4"/>
+    <w:abstractNumId w:val="0"/>
   </w:num>
   <w:num w:numId="6">
-    <w:abstractNumId w:val="5"/>
+    <w:abstractNumId w:val="0"/>
   </w:num>
   <w:num w:numId="7">
-    <w:abstractNumId w:val="6"/>
+    <w:abstractNumId w:val="0"/>
   </w:num>
   <w:num w:numId="8">
-    <w:abstractNumId w:val="7"/>
+    <w:abstractNumId w:val="0"/>
   </w:num>
   <w:num w:numId="9">
-    <w:abstractNumId w:val="8"/>
+    <w:abstractNumId w:val="0"/>
   </w:num>
   <w:num w:numId="10">
-    <w:abstractNumId w:val="9"/>
+    <w:abstractNumId w:val="1"/>
+    <w:lvlOverride w:ilvl="0">
+      <w:startOverride w:val="1"/>
+    </w:lvlOverride>
   </w:num>
   <w:num w:numId="11">
-    <w:abstractNumId w:val="10"/>
+    <w:abstractNumId w:val="1"/>
     <w:lvlOverride w:ilvl="0">
       <w:startOverride w:val="3"/>
     </w:lvlOverride>

--- a/test/generator/baseline/gen.epub.to.docx.docx
+++ b/test/generator/baseline/gen.epub.to.docx.docx
@@ -3255,6 +3255,8 @@
       <w:bookmarkEnd w:id="33"/>
       <w:bookmarkEnd w:id="34"/>
     </w:p>
+    <w:bookmarkStart w:id="35" w:name="note_1"/>
+    <w:bookmarkEnd w:id="35"/>
     <w:p>
       <w:pPr>
         <w:pStyle w:val="DefinitionTerm"/>
@@ -3282,6 +3284,8 @@
         <w:t xml:space="preserve">In paged media, footnotes are usually displayed at the bottom of the text. However, in ebooks, a better paradigm is to make them clickable endnotes that the user can browse at her pleasure. This conversion is handled automatically by calibre.</w:t>
       </w:r>
     </w:p>
+    <w:bookmarkStart w:id="36" w:name="note_2"/>
+    <w:bookmarkEnd w:id="36"/>
     <w:p>
       <w:pPr>
         <w:pStyle w:val="DefinitionTerm"/>
